--- a/Aegis-Sales-Cheat-Sheet.docx
+++ b/Aegis-Sales-Cheat-Sheet.docx
@@ -503,7 +503,7 @@
         <w:t>“Why not a model vendor’s console?”</w:t>
       </w:r>
       <w:r>
-        <w:t xml:space="preserve"> → “A console gives you none of this: least-privilege intersection, a human gate withheld in code, WORM audit, per-department chargeback, or a compliance pack that survives a review board.”</w:t>
+        <w:t xml:space="preserve"> → “A console gives you none of this: least-privilege intersection, a human gate withheld in code, WORM audit, per-department chargeback, or a control-mapping pack that survives a review board.”</w:t>
       </w:r>
     </w:p>
     <w:p>
